--- a/manuscript/LANDMAP_EMA_Manuscript.docx
+++ b/manuscript/LANDMAP_EMA_Manuscript.docx
@@ -11,7 +11,19 @@
           <w:b/>
           <w:sz w:val="28"/>
         </w:rPr>
-        <w:t>Uncertainty-Aware Multimodal Sensor Fusion for Economic Prioritization of Landfill Mining: A Simulation-Based Evaluation</w:t>
+        <w:t>From Classification Accuracy to Decision Value: Multimodal Sensor Fusion for Economic Prioritization of Landfill Mining</w:t>
+      </w:r>
+    </w:p>
+    <w:p>
+      <w:pPr>
+        <w:spacing w:line="288" w:lineRule="auto"/>
+      </w:pPr>
+      <w:r>
+        <w:rPr>
+          <w:i/>
+          <w:sz w:val="24"/>
+        </w:rPr>
+        <w:t>A Simulation-Based Value-of-Information Analysis</w:t>
       </w:r>
     </w:p>
     <w:p>
@@ -71,7 +83,7 @@
           <w:i w:val="0"/>
           <w:sz w:val="22"/>
         </w:rPr>
-        <w:t>Landfill-mining projects are approved or shelved on incomplete information about what is underground, and a systematic assessment of European scenarios found roughly 19% of them profitable [1]. This paper evaluates, by simulation, whether multimodal geophysical sensing combined with spatial machine learning and value-of-information (VOI) analysis can reduce that uncertainty before excavation. On a synthetic but physically motivated 1,024 m² survey (five geophysical/gas channels: magnetometer, electromagnetic induction, ground-penetrating radar, thermal and gas, surveyed alongside surface topography for georeferencing), an XGBoost classifier reaches pooled F1 of 0.99 (metal), 0.98 (organic) and 0.87 (construction and demolition debris) under a spatially blocked, non-leaky validation protocol, against 0.32 (plastic) and 0.24 (glass). Random per-cell splitting gave a small, statistically insignificant difference (95% CI including zero) relative to spatial blocking in this configuration, and held-out accuracy did not decay with distance to the nearest training cell, a finding we report as evidence against leakage in this specific setting rather than as a general claim. Sensor ablation shows ground-penetrating radar contributes most to classification (macro-F1 falls by 0.057 when removed), but an economic value-of-information analysis shows only the magnetometer reliably increases the excavation decision's expected value; classification improvements from the other channels did not translate into decision value in this model. Adding a near-infrared channel raises plastic F1 from 0.32 to 0.38 but leaves VOI statistically unchanged, because low-value materials contribute little to the economic layer regardless of classification accuracy. The gas-hazard classifier reaches ROC-AUC 0.94 and 100% recall at a safety-oriented threshold. Under baseline assumptions the median VOI is positive (P(VOI&gt;0) = 0.95) and the break-even survey cost is $1451; a combined synthetic-to-real degradation sweep shows this conclusion reverses once sensor noise, dropout and material-signature overlap exceed roughly 93% of the degradation range explored. All results are model predictions, and a field validation and falsification plan with acceptance criteria is given.</w:t>
+        <w:t>Landfill-mining projects are approved or shelved on incomplete information about what is underground, and a systematic assessment of European scenarios found roughly 19% of them profitable [1]. This paper evaluates, by simulation, whether multimodal geophysical sensing combined with spatial machine learning and value-of-information (VOI) analysis can reduce that uncertainty before excavation. On a synthetic but physically motivated 1,024 m² survey (five geophysical/gas channels: magnetometer, electromagnetic induction, ground-penetrating radar, thermal and gas, surveyed alongside surface topography for georeferencing), an XGBoost classifier reaches pooled F1 of 0.99 (metal), 0.98 (organic) and 0.87 (construction and demolition debris) under a spatially blocked, non-leaky validation protocol, against 0.32 (plastic) and 0.24 (glass). Random per-cell splitting gave a small, statistically insignificant difference (95% CI including zero) relative to spatial blocking in this configuration, and held-out accuracy did not decay with distance to the nearest training cell; we found no detectable performance inflation attributable to the tested spatial-proximity mechanism in this specific setting, which is not the same as a general claim that spatial blocking is unnecessary. Sensor ablation shows ground-penetrating radar contributes most to classification (macro-F1 falls by 0.057 when removed), but an economic value-of-information analysis shows only the magnetometer reliably increases the excavation decision's expected value; classification improvements from the other channels did not translate into decision value in this model. Adding a near-infrared channel raises plastic F1 from 0.32 to 0.38 but leaves VOI statistically unchanged, because low-value materials contribute little to the economic layer regardless of classification accuracy. In a synthetic hazard-detection test whose ground truth and sensor reading share the same underlying generative model — an upper-bound test, not an independent validation — the gas-hazard classifier reaches ROC-AUC 0.94 and 100% recall at a safety-oriented operating point, though at that operating point only 52% of cells flagged as hazardous are true positives. Across the baseline synthetic scenarios and stated economic parameter distributions, the simulated survey has positive median VOI (P(VOI&gt;0) = 0.95) and a break-even survey cost of $1451; a two-dimensional map over sensing-quality and economic-adversity severity locates a model-specific VOI-zero boundary rather than a single degradation threshold, and a further test across deliberately extreme economic regimes finds the magnetometer's economic advantage robust to price fluctuation but not to site composition: the magnetometer led at every tested metal/plastic price combination, yet a deliberately polymer-, debris-, or glass-rich site archetype shifted the top sensor to EMI or GPR. All results are model predictions, and a field validation and falsification plan with acceptance criteria is given.</w:t>
       </w:r>
     </w:p>
     <w:p>
@@ -309,7 +321,7 @@
           <w:i w:val="0"/>
           <w:sz w:val="22"/>
         </w:rPr>
-        <w:t>No prior study, to our knowledge, evaluates an integrated multimodal-sensing-to-excavation-decision pipeline for landfill mining under a spatially valid protocol, with sensor value measured economically rather than only by classification accuracy, and with an explicit synthetic-to-real falsification boundary. That is what this paper contributes.</w:t>
+        <w:t>No prior study, to our knowledge, evaluates an integrated multimodal-sensing-to-excavation-decision pipeline for landfill mining under a spatially valid protocol, with sensor value measured economically rather than only by classification accuracy, and with an explicit, model-specific decision-viability boundary rather than a single robustness point estimate. That is what this paper contributes.</w:t>
       </w:r>
     </w:p>
     <w:p>
@@ -1502,7 +1514,7 @@
           <w:i w:val="0"/>
           <w:sz w:val="22"/>
         </w:rPr>
-        <w:t>Each of the five non-optical channels is removed in turn and the best-performing classifier retrained, isolating each channel's contribution to pooled macro-F1. A seventh, optical/near-infrared channel, motivated by the plastic/glass confusion this paper's synthetic physics reproduces, is added to test whether it repairs that specific limitation; it is modelled as a surface-only channel (rapid depth attenuation) with distinct plastic and glass responses.</w:t>
+        <w:t>Each of the five material-response channels is removed in turn and the best-performing classifier retrained, isolating each channel's contribution to pooled macro-F1. A sixth, optical/near-infrared channel, motivated by the plastic/glass confusion this paper's synthetic physics reproduces, is added to test whether it repairs that specific limitation under the assumed NIR response coefficients (Table 1); it is modelled as a surface-only channel (rapid depth attenuation) with distinct plastic and glass responses. Because those coefficients are assumptions rather than measured spectra, this tests a hypothetical NIR channel with the stated response structure, not a claim about any specific real instrument (Section 5.5).</w:t>
       </w:r>
     </w:p>
     <w:p>
@@ -2137,7 +2149,7 @@
           <w:i w:val="0"/>
           <w:sz w:val="22"/>
         </w:rPr>
-        <w:t>The largest acknowledged risk in this design is that real, weathered, heterogeneous waste is less distinctive than any simulation's idealised material signatures. Rather than assert a margin of safety, we degrade the simulation directly along five axes named in the source proposal's own risk assessment: overall sensor noise, dropout probability, GPR depth attenuation (modelling moisture/conductivity losses), moisture-driven GPR attenuation specifically, and material-signature overlap (each material's response shrunk toward the six-class mean). Each axis is swept individually and then combined, and the combined sweep is searched to locate the point at which mean VOI crosses zero — the falsification boundary this paper reports rather than assumes.</w:t>
+        <w:t>The largest acknowledged risk in this design is that real, weathered, heterogeneous waste is less distinctive than any simulation's idealised material signatures. Rather than assert a margin of safety, we degrade the simulation directly along five axes named in the source proposal's own risk assessment: overall sensor noise, dropout probability, GPR depth attenuation (modelling moisture/conductivity losses), moisture-driven GPR attenuation specifically, and material-signature overlap (each material's response shrunk toward the six-class mean). Each axis is swept individually and then combined, and the combined sweep is searched to locate the point at which mean VOI crosses zero, then extend the same logic to two dimensions with an independent economic-adversity axis (Section 5.11) — a model-specific VOI-zero boundary this paper reports rather than assumes.</w:t>
       </w:r>
     </w:p>
     <w:p>
@@ -2799,7 +2811,7 @@
         <w:rPr>
           <w:sz w:val="19"/>
         </w:rPr>
-        <w:t>Fig. 3 Per-class F1 by classifier, five-sensor baseline, spatial holdout.</w:t>
+        <w:t>Fig. 3 Per-class F1 by classifier, five-channel material-response baseline, spatial holdout.</w:t>
       </w:r>
     </w:p>
     <w:p>
@@ -2999,7 +3011,7 @@
           <w:b/>
           <w:sz w:val="22"/>
         </w:rPr>
-        <w:t>5.5 NIR augmentation</w:t>
+        <w:t>5.5 Hypothetical optical/NIR augmentation</w:t>
       </w:r>
     </w:p>
     <w:p>
@@ -3049,7 +3061,7 @@
         <w:rPr>
           <w:sz w:val="19"/>
         </w:rPr>
-        <w:t>Fig. 6 Per-class pooled F1, five-sensor baseline versus baseline plus a near-infrared/optical channel.</w:t>
+        <w:t>Fig. 6 Per-class pooled F1, five-channel material-response baseline versus baseline plus a hypothetical near-infrared/optical channel.</w:t>
       </w:r>
     </w:p>
     <w:p>
@@ -3062,7 +3074,7 @@
           <w:i w:val="0"/>
           <w:sz w:val="22"/>
         </w:rPr>
-        <w:t>Adding the proposed NIR channel raises plastic F1 from 0.32 to 0.38 and macro-F1 from 0.655 to 0.669, but glass F1 moves from 0.24 to 0.23 — essentially unchanged, and in this simulation slightly down, because the added channel and the classifier's rebalancing across six classes do not uniformly benefit every class. The economic effect is smaller still: mean incremental VOI from adding NIR is $-0.1 (SD $9.5), positive in only 50% of surveys — statistically indistinguishable from no effect. Plastic and glass together carry a modest assumed price and a low assumed recovery fraction (Table 2), so even a genuine classification improvement for these classes barely moves the excavation decision. The proposal's own hypothesis — that an optical channel, not further classifier tuning, is needed to separate plastic and glass — is partially supported (plastic improves; glass does not), and in either case the improvement is not what would justify the channel economically in this model.</w:t>
+        <w:t>Under the assumed NIR response coefficients (Table 1) — a hypothetical surface optical channel with plastic- and glass-distinguishing response, not spectra from any specific real instrument — adding it raises plastic F1 from 0.32 to 0.38 and macro-F1 from 0.655 to 0.669, but glass F1 moves from 0.24 to 0.23 — essentially unchanged, and in this simulation slightly down, because the added channel and the classifier's rebalancing across six classes do not uniformly benefit every class. The economic effect is smaller still: mean incremental VOI from adding NIR is $-0.1 (SD $9.5), positive in only 50% of surveys — statistically indistinguishable from no effect. Plastic and glass together carry a modest assumed price and a low assumed recovery fraction (Table 2), so even a genuine classification improvement for these classes barely moves the excavation decision. The proposal's own hypothesis — that an optical channel, not further classifier tuning, is needed to separate plastic and glass — is partially supported (plastic improves; glass does not), and in either case the improvement is not what would justify the channel economically in this model.</w:t>
       </w:r>
     </w:p>
     <w:p>
@@ -3137,7 +3149,7 @@
           <w:i w:val="0"/>
           <w:sz w:val="22"/>
         </w:rPr>
-        <w:t>Logistic regression is the best calibrated of the three classifiers (Brier 0.057), followed by random forest (0.059) and XGBoost (0.070); XGBoost's higher discriminative power (Table 3) therefore comes with somewhat less reliable probabilities, which matters because the economic layer consumes those probabilities directly rather than only the predicted class [13]. The gas-hazard classifier reaches ROC-AUC 0.937 (SD 0.034) and, at an operating point chosen to guarantee at least 95% recall, achieves 100.0% recall (SD 0.000) in held-out testing, approaching the 97%/0.97 figures the source proposal reported from its own Stage 1 testing.</w:t>
+        <w:t>Logistic regression is the best calibrated of the three classifiers (Brier 0.057), followed by random forest (0.059) and XGBoost (0.070); XGBoost's higher discriminative power (Table 3) therefore comes with somewhat less reliable probabilities, which matters because the economic layer consumes those probabilities directly rather than only the predicted class [13]. The gas-hazard classifier reaches ROC-AUC 0.937 (SD 0.034) and, at an operating point chosen to guarantee at least 95% recall, achieves 100.0% recall (SD 0.000) in held-out testing, approaching the 97%/0.97 figures the source proposal reported from its own Stage 1 testing. Recall alone overstates this operating point's usefulness: a detector can reach 100% recall by flagging nearly everything. Pooled across the same 40 repeats, precision at this operating point is only 52% and specificity 82%, meaning about 32% of cells are flagged as hazardous and roughly two in five flagged cells are false positives (PR-AUC 0.697); the operating point is deliberately chosen to guarantee recall for a safety application, and it does so, but at a real, quantified precision cost that the recall figure alone does not convey.</w:t>
       </w:r>
     </w:p>
     <w:p>
@@ -3213,6 +3225,19 @@
           <w:sz w:val="22"/>
         </w:rPr>
         <w:t>For the representative survey used throughout Sections 5.3–5.6, median VOI is $1080 (90% interval $154–$2243) and the survey is worth doing in 98% of Monte Carlo draws. Averaged over 20 independent synthetic surveys, mean VOI is $729 (median $663), positive in 95% of surveys, and the median break-even survey cost is $1451 — the amount up to which an operator should rationally be willing to pay for a survey of this kind under the stated economic assumptions.</w:t>
+      </w:r>
+    </w:p>
+    <w:p>
+      <w:pPr>
+        <w:spacing w:line="360" w:lineRule="auto"/>
+        <w:ind w:firstLine="432"/>
+      </w:pPr>
+      <w:r>
+        <w:rPr>
+          <w:i w:val="0"/>
+          <w:sz w:val="22"/>
+        </w:rPr>
+        <w:t>Section 5.8's baseline scenario reports a somewhat higher mean VOI ($1012) for what is nominally the same untouched baseline. The two estimates are not expected to coincide: the robustness sweep averages 12 survey realisations at 1500 Monte Carlo draws each per scenario, chosen for speed across 33 scenarios, against 20 realisations at 20000 draws here; Section 5.9 confirms the classifier itself (random forest throughout the economic layer, versus XGBoost in the robustness sweep before this revision) changes mean VOI by only about $9, so the gap is sampling noise in the repeat-average estimate, not a protocol inconsistency — both are unbiased estimates of the same baseline quantity, and $283 falls within their combined sampling uncertainty.</w:t>
       </w:r>
     </w:p>
     <w:p>
@@ -3371,7 +3396,7 @@
               <w:rPr>
                 <w:sz w:val="17"/>
               </w:rPr>
-              <w:t>0.632</w:t>
+              <w:t>0.637</w:t>
             </w:r>
           </w:p>
         </w:tc>
@@ -3388,7 +3413,7 @@
               <w:rPr>
                 <w:sz w:val="17"/>
               </w:rPr>
-              <w:t>0.374</w:t>
+              <w:t>0.389</w:t>
             </w:r>
           </w:p>
         </w:tc>
@@ -3405,7 +3430,7 @@
               <w:rPr>
                 <w:sz w:val="17"/>
               </w:rPr>
-              <w:t>1003</w:t>
+              <w:t>1012</w:t>
             </w:r>
           </w:p>
         </w:tc>
@@ -3422,7 +3447,7 @@
               <w:rPr>
                 <w:sz w:val="17"/>
               </w:rPr>
-              <w:t>552</w:t>
+              <w:t>490</w:t>
             </w:r>
           </w:p>
         </w:tc>
@@ -3458,7 +3483,7 @@
               <w:rPr>
                 <w:sz w:val="17"/>
               </w:rPr>
-              <w:t>0.632</w:t>
+              <w:t>0.637</w:t>
             </w:r>
           </w:p>
         </w:tc>
@@ -3475,7 +3500,7 @@
               <w:rPr>
                 <w:sz w:val="17"/>
               </w:rPr>
-              <w:t>0.518</w:t>
+              <w:t>0.508</w:t>
             </w:r>
           </w:p>
         </w:tc>
@@ -3492,7 +3517,7 @@
               <w:rPr>
                 <w:sz w:val="17"/>
               </w:rPr>
-              <w:t>1003</w:t>
+              <w:t>1012</w:t>
             </w:r>
           </w:p>
         </w:tc>
@@ -3509,7 +3534,7 @@
               <w:rPr>
                 <w:sz w:val="17"/>
               </w:rPr>
-              <w:t>802</w:t>
+              <w:t>787</w:t>
             </w:r>
           </w:p>
         </w:tc>
@@ -3545,7 +3570,7 @@
               <w:rPr>
                 <w:sz w:val="17"/>
               </w:rPr>
-              <w:t>0.632</w:t>
+              <w:t>0.637</w:t>
             </w:r>
           </w:p>
         </w:tc>
@@ -3562,7 +3587,7 @@
               <w:rPr>
                 <w:sz w:val="17"/>
               </w:rPr>
-              <w:t>0.616</w:t>
+              <w:t>0.621</w:t>
             </w:r>
           </w:p>
         </w:tc>
@@ -3579,7 +3604,7 @@
               <w:rPr>
                 <w:sz w:val="17"/>
               </w:rPr>
-              <w:t>1003</w:t>
+              <w:t>1012</w:t>
             </w:r>
           </w:p>
         </w:tc>
@@ -3596,7 +3621,7 @@
               <w:rPr>
                 <w:sz w:val="17"/>
               </w:rPr>
-              <w:t>1002</w:t>
+              <w:t>1009</w:t>
             </w:r>
           </w:p>
         </w:tc>
@@ -3632,7 +3657,7 @@
               <w:rPr>
                 <w:sz w:val="17"/>
               </w:rPr>
-              <w:t>0.632</w:t>
+              <w:t>0.637</w:t>
             </w:r>
           </w:p>
         </w:tc>
@@ -3649,7 +3674,7 @@
               <w:rPr>
                 <w:sz w:val="17"/>
               </w:rPr>
-              <w:t>0.607</w:t>
+              <w:t>0.598</w:t>
             </w:r>
           </w:p>
         </w:tc>
@@ -3666,7 +3691,7 @@
               <w:rPr>
                 <w:sz w:val="17"/>
               </w:rPr>
-              <w:t>1003</w:t>
+              <w:t>1012</w:t>
             </w:r>
           </w:p>
         </w:tc>
@@ -3683,7 +3708,7 @@
               <w:rPr>
                 <w:sz w:val="17"/>
               </w:rPr>
-              <w:t>1004</w:t>
+              <w:t>1023</w:t>
             </w:r>
           </w:p>
         </w:tc>
@@ -3719,7 +3744,7 @@
               <w:rPr>
                 <w:sz w:val="17"/>
               </w:rPr>
-              <w:t>0.632</w:t>
+              <w:t>0.637</w:t>
             </w:r>
           </w:p>
         </w:tc>
@@ -3736,7 +3761,7 @@
               <w:rPr>
                 <w:sz w:val="17"/>
               </w:rPr>
-              <w:t>0.475</w:t>
+              <w:t>0.468</w:t>
             </w:r>
           </w:p>
         </w:tc>
@@ -3753,7 +3778,7 @@
               <w:rPr>
                 <w:sz w:val="17"/>
               </w:rPr>
-              <w:t>1003</w:t>
+              <w:t>1012</w:t>
             </w:r>
           </w:p>
         </w:tc>
@@ -3770,7 +3795,7 @@
               <w:rPr>
                 <w:sz w:val="17"/>
               </w:rPr>
-              <w:t>789</w:t>
+              <w:t>810</w:t>
             </w:r>
           </w:p>
         </w:tc>
@@ -3847,7 +3872,630 @@
           <w:i w:val="0"/>
           <w:sz w:val="22"/>
         </w:rPr>
-        <w:t>Individually, the five degradation axes are not equally damaging (Table 4). At the most severe level tested on each axis alone, overall sensor noise does the most harm (macro-F1 0.63 → 0.37, mean VOI $1003 → $552), followed by material-signature overlap (F1 → 0.48, VOI → $789) and dropout probability (F1 → 0.52, VOI → $802); GPR-specific depth attenuation and moisture attenuation, tested over the same relative range, show little standalone effect on either metric (VOI → $1002 and $1004 respectively), which is notable given GPR's importance to raw classification (Section 5.3) and suggests the economic result is more sensitive to generic sensor noise than to this specific channel's physics. The combined scenario, moving all five axes together, is more damaging than any individual axis: mean VOI falls from $1003 at baseline to $994, $846, $407 and $-102 across increasing combined severity, turning negative before the most severe combined scenario tested. A finer search along the same combined axis locates the point at which mean VOI changes sign at 93% of the way from baseline to the most severe scenario evaluated — this is the falsification boundary for the economic claim, not merely a qualitative caveat: beyond it, the model predicts that surveying is not worth its cost.</w:t>
+        <w:t>Individually, the five degradation axes are not equally damaging (Table 4). At the most severe level tested on each axis alone, overall sensor noise does the most harm (macro-F1 0.64 → 0.39, mean VOI $1012 → $490), followed by material-signature overlap (F1 → 0.47, VOI → $810) and dropout probability (F1 → 0.51, VOI → $787); GPR-specific depth attenuation and moisture attenuation, tested over the same relative range, show little standalone effect on either metric (VOI → $1009 and $1023 respectively), which is notable given GPR's importance to raw classification (Section 5.3) and suggests the economic result is more sensitive to generic sensor noise than to this specific channel's physics. The combined scenario, moving all five axes together, is more damaging than any individual axis: mean VOI falls from $1012 at baseline to $985, $868, $359 and $-40 across increasing combined severity, turning negative before the most severe combined scenario tested. A finer search along the same combined axis locates the point at which mean VOI changes sign at 98% of the way from baseline to the most severe scenario evaluated — a model-specific VOI-zero boundary, not a general claim about when surveying stops being worthwhile: beyond it, this simulation's economic prediction changes sign. Section 5.11 replaces this one-dimensional severity fraction with an explicit two-dimensional decision-viability map giving the boundary in terms of the underlying degradation parameters.</w:t>
+      </w:r>
+    </w:p>
+    <w:tbl>
+      <w:tblPr>
+        <w:tblStyle w:val="TableGrid"/>
+        <w:tblW w:type="auto" w:w="0"/>
+        <w:tblLook w:firstColumn="1" w:firstRow="1" w:lastColumn="0" w:lastRow="0" w:noHBand="0" w:noVBand="1" w:val="04A0"/>
+      </w:tblPr>
+      <w:tblGrid>
+        <w:gridCol w:w="2340"/>
+        <w:gridCol w:w="2340"/>
+        <w:gridCol w:w="2340"/>
+        <w:gridCol w:w="2340"/>
+      </w:tblGrid>
+      <w:tr>
+        <w:tc>
+          <w:tcPr>
+            <w:tcW w:type="dxa" w:w="3024"/>
+          </w:tcPr>
+          <w:p>
+            <w:pPr>
+              <w:spacing w:line="240" w:lineRule="auto"/>
+            </w:pPr>
+            <w:r/>
+            <w:r>
+              <w:rPr>
+                <w:b/>
+                <w:sz w:val="17"/>
+              </w:rPr>
+              <w:t>Degradation axis</w:t>
+            </w:r>
+          </w:p>
+        </w:tc>
+        <w:tc>
+          <w:tcPr>
+            <w:tcW w:type="dxa" w:w="1224"/>
+          </w:tcPr>
+          <w:p>
+            <w:pPr>
+              <w:spacing w:line="240" w:lineRule="auto"/>
+            </w:pPr>
+            <w:r/>
+            <w:r>
+              <w:rPr>
+                <w:b/>
+                <w:sz w:val="17"/>
+              </w:rPr>
+              <w:t>Baseline</w:t>
+            </w:r>
+          </w:p>
+        </w:tc>
+        <w:tc>
+          <w:tcPr>
+            <w:tcW w:type="dxa" w:w="1584"/>
+          </w:tcPr>
+          <w:p>
+            <w:pPr>
+              <w:spacing w:line="240" w:lineRule="auto"/>
+            </w:pPr>
+            <w:r/>
+            <w:r>
+              <w:rPr>
+                <w:b/>
+                <w:sz w:val="17"/>
+              </w:rPr>
+              <w:t>Value at VOI = 0</w:t>
+            </w:r>
+          </w:p>
+        </w:tc>
+        <w:tc>
+          <w:tcPr>
+            <w:tcW w:type="dxa" w:w="1584"/>
+          </w:tcPr>
+          <w:p>
+            <w:pPr>
+              <w:spacing w:line="240" w:lineRule="auto"/>
+            </w:pPr>
+            <w:r/>
+            <w:r>
+              <w:rPr>
+                <w:b/>
+                <w:sz w:val="17"/>
+              </w:rPr>
+              <w:t>Most severe scenario</w:t>
+            </w:r>
+          </w:p>
+        </w:tc>
+      </w:tr>
+      <w:tr>
+        <w:tc>
+          <w:tcPr>
+            <w:tcW w:type="dxa" w:w="3024"/>
+          </w:tcPr>
+          <w:p>
+            <w:pPr>
+              <w:spacing w:line="240" w:lineRule="auto" w:after="0"/>
+            </w:pPr>
+            <w:r/>
+            <w:r>
+              <w:rPr>
+                <w:sz w:val="17"/>
+              </w:rPr>
+              <w:t>Sensor noise</w:t>
+            </w:r>
+          </w:p>
+        </w:tc>
+        <w:tc>
+          <w:tcPr>
+            <w:tcW w:type="dxa" w:w="1224"/>
+          </w:tcPr>
+          <w:p>
+            <w:pPr>
+              <w:spacing w:line="240" w:lineRule="auto" w:after="0"/>
+            </w:pPr>
+            <w:r/>
+            <w:r>
+              <w:rPr>
+                <w:sz w:val="17"/>
+              </w:rPr>
+              <w:t>1.0</w:t>
+            </w:r>
+          </w:p>
+        </w:tc>
+        <w:tc>
+          <w:tcPr>
+            <w:tcW w:type="dxa" w:w="1584"/>
+          </w:tcPr>
+          <w:p>
+            <w:pPr>
+              <w:spacing w:line="240" w:lineRule="auto" w:after="0"/>
+            </w:pPr>
+            <w:r/>
+            <w:r>
+              <w:rPr>
+                <w:sz w:val="17"/>
+              </w:rPr>
+              <w:t>2.47</w:t>
+            </w:r>
+          </w:p>
+        </w:tc>
+        <w:tc>
+          <w:tcPr>
+            <w:tcW w:type="dxa" w:w="1584"/>
+          </w:tcPr>
+          <w:p>
+            <w:pPr>
+              <w:spacing w:line="240" w:lineRule="auto" w:after="0"/>
+            </w:pPr>
+            <w:r/>
+            <w:r>
+              <w:rPr>
+                <w:sz w:val="17"/>
+              </w:rPr>
+              <w:t>2.5</w:t>
+            </w:r>
+          </w:p>
+        </w:tc>
+      </w:tr>
+      <w:tr>
+        <w:tc>
+          <w:tcPr>
+            <w:tcW w:type="dxa" w:w="3024"/>
+          </w:tcPr>
+          <w:p>
+            <w:pPr>
+              <w:spacing w:line="240" w:lineRule="auto" w:after="0"/>
+            </w:pPr>
+            <w:r/>
+            <w:r>
+              <w:rPr>
+                <w:sz w:val="17"/>
+              </w:rPr>
+              <w:t>Dropout probability</w:t>
+            </w:r>
+          </w:p>
+        </w:tc>
+        <w:tc>
+          <w:tcPr>
+            <w:tcW w:type="dxa" w:w="1224"/>
+          </w:tcPr>
+          <w:p>
+            <w:pPr>
+              <w:spacing w:line="240" w:lineRule="auto" w:after="0"/>
+            </w:pPr>
+            <w:r/>
+            <w:r>
+              <w:rPr>
+                <w:sz w:val="17"/>
+              </w:rPr>
+              <w:t>1.0</w:t>
+            </w:r>
+          </w:p>
+        </w:tc>
+        <w:tc>
+          <w:tcPr>
+            <w:tcW w:type="dxa" w:w="1584"/>
+          </w:tcPr>
+          <w:p>
+            <w:pPr>
+              <w:spacing w:line="240" w:lineRule="auto" w:after="0"/>
+            </w:pPr>
+            <w:r/>
+            <w:r>
+              <w:rPr>
+                <w:sz w:val="17"/>
+              </w:rPr>
+              <w:t>3.93</w:t>
+            </w:r>
+          </w:p>
+        </w:tc>
+        <w:tc>
+          <w:tcPr>
+            <w:tcW w:type="dxa" w:w="1584"/>
+          </w:tcPr>
+          <w:p>
+            <w:pPr>
+              <w:spacing w:line="240" w:lineRule="auto" w:after="0"/>
+            </w:pPr>
+            <w:r/>
+            <w:r>
+              <w:rPr>
+                <w:sz w:val="17"/>
+              </w:rPr>
+              <w:t>4.0</w:t>
+            </w:r>
+          </w:p>
+        </w:tc>
+      </w:tr>
+      <w:tr>
+        <w:tc>
+          <w:tcPr>
+            <w:tcW w:type="dxa" w:w="3024"/>
+          </w:tcPr>
+          <w:p>
+            <w:pPr>
+              <w:spacing w:line="240" w:lineRule="auto" w:after="0"/>
+            </w:pPr>
+            <w:r/>
+            <w:r>
+              <w:rPr>
+                <w:sz w:val="17"/>
+              </w:rPr>
+              <w:t>GPR depth attenuation</w:t>
+            </w:r>
+          </w:p>
+        </w:tc>
+        <w:tc>
+          <w:tcPr>
+            <w:tcW w:type="dxa" w:w="1224"/>
+          </w:tcPr>
+          <w:p>
+            <w:pPr>
+              <w:spacing w:line="240" w:lineRule="auto" w:after="0"/>
+            </w:pPr>
+            <w:r/>
+            <w:r>
+              <w:rPr>
+                <w:sz w:val="17"/>
+              </w:rPr>
+              <w:t>1.0</w:t>
+            </w:r>
+          </w:p>
+        </w:tc>
+        <w:tc>
+          <w:tcPr>
+            <w:tcW w:type="dxa" w:w="1584"/>
+          </w:tcPr>
+          <w:p>
+            <w:pPr>
+              <w:spacing w:line="240" w:lineRule="auto" w:after="0"/>
+            </w:pPr>
+            <w:r/>
+            <w:r>
+              <w:rPr>
+                <w:sz w:val="17"/>
+              </w:rPr>
+              <w:t>2.47</w:t>
+            </w:r>
+          </w:p>
+        </w:tc>
+        <w:tc>
+          <w:tcPr>
+            <w:tcW w:type="dxa" w:w="1584"/>
+          </w:tcPr>
+          <w:p>
+            <w:pPr>
+              <w:spacing w:line="240" w:lineRule="auto" w:after="0"/>
+            </w:pPr>
+            <w:r/>
+            <w:r>
+              <w:rPr>
+                <w:sz w:val="17"/>
+              </w:rPr>
+              <w:t>2.5</w:t>
+            </w:r>
+          </w:p>
+        </w:tc>
+      </w:tr>
+      <w:tr>
+        <w:tc>
+          <w:tcPr>
+            <w:tcW w:type="dxa" w:w="3024"/>
+          </w:tcPr>
+          <w:p>
+            <w:pPr>
+              <w:spacing w:line="240" w:lineRule="auto" w:after="0"/>
+            </w:pPr>
+            <w:r/>
+            <w:r>
+              <w:rPr>
+                <w:sz w:val="17"/>
+              </w:rPr>
+              <w:t>Moisture-driven GPR attenuation</w:t>
+            </w:r>
+          </w:p>
+        </w:tc>
+        <w:tc>
+          <w:tcPr>
+            <w:tcW w:type="dxa" w:w="1224"/>
+          </w:tcPr>
+          <w:p>
+            <w:pPr>
+              <w:spacing w:line="240" w:lineRule="auto" w:after="0"/>
+            </w:pPr>
+            <w:r/>
+            <w:r>
+              <w:rPr>
+                <w:sz w:val="17"/>
+              </w:rPr>
+              <w:t>1.0</w:t>
+            </w:r>
+          </w:p>
+        </w:tc>
+        <w:tc>
+          <w:tcPr>
+            <w:tcW w:type="dxa" w:w="1584"/>
+          </w:tcPr>
+          <w:p>
+            <w:pPr>
+              <w:spacing w:line="240" w:lineRule="auto" w:after="0"/>
+            </w:pPr>
+            <w:r/>
+            <w:r>
+              <w:rPr>
+                <w:sz w:val="17"/>
+              </w:rPr>
+              <w:t>2.47</w:t>
+            </w:r>
+          </w:p>
+        </w:tc>
+        <w:tc>
+          <w:tcPr>
+            <w:tcW w:type="dxa" w:w="1584"/>
+          </w:tcPr>
+          <w:p>
+            <w:pPr>
+              <w:spacing w:line="240" w:lineRule="auto" w:after="0"/>
+            </w:pPr>
+            <w:r/>
+            <w:r>
+              <w:rPr>
+                <w:sz w:val="17"/>
+              </w:rPr>
+              <w:t>2.5</w:t>
+            </w:r>
+          </w:p>
+        </w:tc>
+      </w:tr>
+      <w:tr>
+        <w:tc>
+          <w:tcPr>
+            <w:tcW w:type="dxa" w:w="3024"/>
+          </w:tcPr>
+          <w:p>
+            <w:pPr>
+              <w:spacing w:line="240" w:lineRule="auto" w:after="0"/>
+            </w:pPr>
+            <w:r/>
+            <w:r>
+              <w:rPr>
+                <w:sz w:val="17"/>
+              </w:rPr>
+              <w:t>Material-signature overlap</w:t>
+            </w:r>
+          </w:p>
+        </w:tc>
+        <w:tc>
+          <w:tcPr>
+            <w:tcW w:type="dxa" w:w="1224"/>
+          </w:tcPr>
+          <w:p>
+            <w:pPr>
+              <w:spacing w:line="240" w:lineRule="auto" w:after="0"/>
+            </w:pPr>
+            <w:r/>
+            <w:r>
+              <w:rPr>
+                <w:sz w:val="17"/>
+              </w:rPr>
+              <w:t>0.0</w:t>
+            </w:r>
+          </w:p>
+        </w:tc>
+        <w:tc>
+          <w:tcPr>
+            <w:tcW w:type="dxa" w:w="1584"/>
+          </w:tcPr>
+          <w:p>
+            <w:pPr>
+              <w:spacing w:line="240" w:lineRule="auto" w:after="0"/>
+            </w:pPr>
+            <w:r/>
+            <w:r>
+              <w:rPr>
+                <w:sz w:val="17"/>
+              </w:rPr>
+              <w:t>0.59</w:t>
+            </w:r>
+          </w:p>
+        </w:tc>
+        <w:tc>
+          <w:tcPr>
+            <w:tcW w:type="dxa" w:w="1584"/>
+          </w:tcPr>
+          <w:p>
+            <w:pPr>
+              <w:spacing w:line="240" w:lineRule="auto" w:after="0"/>
+            </w:pPr>
+            <w:r/>
+            <w:r>
+              <w:rPr>
+                <w:sz w:val="17"/>
+              </w:rPr>
+              <w:t>0.6</w:t>
+            </w:r>
+          </w:p>
+        </w:tc>
+      </w:tr>
+    </w:tbl>
+    <w:p>
+      <w:pPr>
+        <w:spacing w:line="240" w:lineRule="auto" w:after="200"/>
+      </w:pPr>
+      <w:r>
+        <w:rPr>
+          <w:sz w:val="19"/>
+        </w:rPr>
+        <w:t>Table 5. The combined-degradation VOI-zero boundary (97.7% of the way from baseline to the most severe scenario, Fig. 9a) expressed in the underlying degradation parameters used by the combined-severity sweep, rather than as a bare percentage. Sensor noise and dropout are expressed as multiples of their baseline standard deviation/probability; GPR and moisture attenuation as multiples of their baseline attenuation coefficient; overlap as the fraction each material's response is shrunk toward the six-class mean.</w:t>
+      </w:r>
+    </w:p>
+    <w:p>
+      <w:pPr>
+        <w:spacing w:before="160" w:after="80"/>
+      </w:pPr>
+      <w:r>
+        <w:rPr>
+          <w:b/>
+          <w:sz w:val="22"/>
+        </w:rPr>
+        <w:t>5.9 Classifier choice and probability calibration for the economic layer</w:t>
+      </w:r>
+    </w:p>
+    <w:p>
+      <w:pPr>
+        <w:spacing w:line="360" w:lineRule="auto"/>
+        <w:ind w:firstLine="432"/>
+      </w:pPr>
+      <w:r>
+        <w:rPr>
+          <w:i w:val="0"/>
+          <w:sz w:val="22"/>
+        </w:rPr>
+        <w:t>The economic layer (Sections 5.4 and 5.7) uses random forest rather than XGBoost, the classifier with the highest raw macro-F1 (Section 5.1), because XGBoost's probabilities are the least well calibrated of the three (Brier 0.070 vs. 0.059 for random forest; Section 5.6), and VOI consumes predicted probabilities directly rather than only the predicted class. This choice is tested, not merely asserted: averaged over 20 independent surveys, mean VOI is $729 with random forest, $720 with raw XGBoost (difference $-9) and $731 with Platt-calibrated XGBoost (sigmoid calibration, 3-fold; Brier improves to 0.066). All three are within normal sampling variation of one another and all give P(VOI&gt;0) ≥ 95%: classifier choice for the economic layer does not materially change the economic conclusion in this simulation, which is itself informative — it means the classifier-calibration concern raised by Section 5.6's Brier-score gap, while real, is not what is driving this paper's headline VOI estimate.</w:t>
+      </w:r>
+    </w:p>
+    <w:p>
+      <w:pPr>
+        <w:spacing w:before="160" w:after="80"/>
+      </w:pPr>
+      <w:r>
+        <w:rPr>
+          <w:b/>
+          <w:sz w:val="22"/>
+        </w:rPr>
+        <w:t>5.10 Sensor selection depends on site composition, not price alone</w:t>
+      </w:r>
+    </w:p>
+    <w:p>
+      <w:pPr>
+        <w:jc w:val="center"/>
+      </w:pPr>
+      <w:r>
+        <w:drawing>
+          <wp:inline xmlns:a="http://schemas.openxmlformats.org/drawingml/2006/main" xmlns:pic="http://schemas.openxmlformats.org/drawingml/2006/picture">
+            <wp:extent cx="5760720" cy="2815332"/>
+            <wp:docPr id="10" name="Picture 10"/>
+            <wp:cNvGraphicFramePr>
+              <a:graphicFrameLocks noChangeAspect="1"/>
+            </wp:cNvGraphicFramePr>
+            <a:graphic>
+              <a:graphicData uri="http://schemas.openxmlformats.org/drawingml/2006/picture">
+                <pic:pic>
+                  <pic:nvPicPr>
+                    <pic:cNvPr id="0" name="figure10_sensor_selection.png"/>
+                    <pic:cNvPicPr/>
+                  </pic:nvPicPr>
+                  <pic:blipFill>
+                    <a:blip r:embed="rId18"/>
+                    <a:stretch>
+                      <a:fillRect/>
+                    </a:stretch>
+                  </pic:blipFill>
+                  <pic:spPr>
+                    <a:xfrm>
+                      <a:off x="0" y="0"/>
+                      <a:ext cx="5760720" cy="2815332"/>
+                    </a:xfrm>
+                    <a:prstGeom prst="rect"/>
+                  </pic:spPr>
+                </pic:pic>
+              </a:graphicData>
+            </a:graphic>
+          </wp:inline>
+        </w:drawing>
+      </w:r>
+    </w:p>
+    <w:p>
+      <w:pPr>
+        <w:spacing w:line="240" w:lineRule="auto" w:after="200"/>
+      </w:pPr>
+      <w:r>
+        <w:rPr>
+          <w:sz w:val="19"/>
+        </w:rPr>
+        <w:t>Fig. 10 Incremental VOI (mean over 15 repeats) for each of the five channels, at baseline economics and four deliberately extreme site archetypes: metal devalued to 30% of baseline with no other change; the same metal devaluation plus plastic price and recovery fraction raised 5.0x/4.0x (polymer-rich); plus C&amp;D price/recovery raised 6.0x/2.5x (C&amp;D-rich); plus glass price/recovery raised 8.0x/3.5x (glass-rich).</w:t>
+      </w:r>
+    </w:p>
+    <w:p>
+      <w:pPr>
+        <w:spacing w:line="360" w:lineRule="auto"/>
+        <w:ind w:firstLine="432"/>
+      </w:pPr>
+      <w:r>
+        <w:rPr>
+          <w:i w:val="0"/>
+          <w:sz w:val="22"/>
+        </w:rPr>
+        <w:t>A grid over metal price (0.5–1.6x baseline) crossed with plastic price (0.4–3.0x baseline), 5×5 points, 15 repeats per point, never changed the winner away from the magnetometer (Fig. 5b's single-point result therefore generalises across ordinary price fluctuation, not just the one price table in Table 2). But deliberately extreme, still economically nameable site archetypes do flip the ranking: starving metal's value alone collapses every sensor's incremental VOI toward zero (no single channel matters when no material is worth much); combined with a hypothetical high-value, high-recovery plastics market, GPR becomes most valuable ($207), ahead of EMI ($168) and gas ($148); with a high-value C&amp;D market, GPR again leads ($62); with a high-value glass market, EMI leads ($77). The classification-optimal sensor (GPR, Section 5.3) and the economic-optimal sensor are therefore not fixed properties of the sensing architecture: they are conditional on the site's resource-value structure, and the general claim this paper supports is that sensor suites should be selected against site-specific decision value, not against a generic classification benchmark or a single assumed price table.</w:t>
+      </w:r>
+    </w:p>
+    <w:p>
+      <w:pPr>
+        <w:spacing w:before="160" w:after="80"/>
+      </w:pPr>
+      <w:r>
+        <w:rPr>
+          <w:b/>
+          <w:sz w:val="22"/>
+        </w:rPr>
+        <w:t>5.11 A two-dimensional decision-viability map</w:t>
+      </w:r>
+    </w:p>
+    <w:p>
+      <w:pPr>
+        <w:jc w:val="center"/>
+      </w:pPr>
+      <w:r>
+        <w:drawing>
+          <wp:inline xmlns:a="http://schemas.openxmlformats.org/drawingml/2006/main" xmlns:pic="http://schemas.openxmlformats.org/drawingml/2006/picture">
+            <wp:extent cx="5760720" cy="4551338"/>
+            <wp:docPr id="11" name="Picture 11"/>
+            <wp:cNvGraphicFramePr>
+              <a:graphicFrameLocks noChangeAspect="1"/>
+            </wp:cNvGraphicFramePr>
+            <a:graphic>
+              <a:graphicData uri="http://schemas.openxmlformats.org/drawingml/2006/picture">
+                <pic:pic>
+                  <pic:nvPicPr>
+                    <pic:cNvPr id="0" name="figure11_voi_viability_map.png"/>
+                    <pic:cNvPicPr/>
+                  </pic:nvPicPr>
+                  <pic:blipFill>
+                    <a:blip r:embed="rId19"/>
+                    <a:stretch>
+                      <a:fillRect/>
+                    </a:stretch>
+                  </pic:blipFill>
+                  <pic:spPr>
+                    <a:xfrm>
+                      <a:off x="0" y="0"/>
+                      <a:ext cx="5760720" cy="4551338"/>
+                    </a:xfrm>
+                    <a:prstGeom prst="rect"/>
+                  </pic:spPr>
+                </pic:pic>
+              </a:graphicData>
+            </a:graphic>
+          </wp:inline>
+        </w:drawing>
+      </w:r>
+    </w:p>
+    <w:p>
+      <w:pPr>
+        <w:spacing w:line="240" w:lineRule="auto" w:after="200"/>
+      </w:pPr>
+      <w:r>
+        <w:rPr>
+          <w:sz w:val="19"/>
+        </w:rPr>
+        <w:t>Fig. 11 Mean VOI as a function of sensing-degradation severity (alpha, the same combined parametrisation as Fig. 9a) and economic-adversity severity (beta: secondary-material prices shrunk toward zero and survey cost increased), 5×5 grid, 10 repeats per point, with the VOI = 0 contour drawn in black.</w:t>
+      </w:r>
+    </w:p>
+    <w:p>
+      <w:pPr>
+        <w:spacing w:line="360" w:lineRule="auto"/>
+        <w:ind w:firstLine="432"/>
+      </w:pPr>
+      <w:r>
+        <w:rPr>
+          <w:i w:val="0"/>
+          <w:sz w:val="22"/>
+        </w:rPr>
+        <w:t>The one-dimensional combined-degradation sweep (Fig. 9a, Table 5) is the beta = 0 slice of this surface. Moving along that slice alone, the VOI-zero boundary sits at 98% combined severity; but the boundary is far more sensitive to economic adversity than to sensing degradation: at alpha = 0 (no added sensing degradation at all), mean VOI already crosses zero at beta ≈ 0.48, and at alpha = 1 (the most severe sensing degradation tested) it crosses at beta ≈ 0.12 — a comparatively small shift. The decision-viability region ℒ₊ = {(α,β): VOI(α,β) &gt; 0} in this simulation is therefore bounded mainly by whether secondary-material markets and survey costs stay favourable, not by how well the sensors themselves perform; a site operator worried about the economics of this approach should stress-test market assumptions before stress-testing sensor specifications.</w:t>
       </w:r>
     </w:p>
     <w:p>
@@ -3871,7 +4519,7 @@
           <w:b/>
           <w:sz w:val="22"/>
         </w:rPr>
-        <w:t>6.1 Classification accuracy is not the right sensor-value metric</w:t>
+        <w:t>6.1 Classification accuracy is not the right sensor-value metric, and the right sensor is not fixed</w:t>
       </w:r>
     </w:p>
     <w:p>
@@ -3884,7 +4532,7 @@
           <w:i w:val="0"/>
           <w:sz w:val="22"/>
         </w:rPr>
-        <w:t>Section 5.4's central finding — that GPR is the strongest classification contributor but only the magnetometer shows reliable economic value — argues against sizing a multimodal survey by F1 or macro-F1 alone. A sensor package for this application should be chosen, and priced, against its contribution to the value-of-information calculation for the specific material-price structure of the site, not against a generic classification benchmark. This is a design implication the original proposal's Stage 1 testing, reporting only F1 scores, could not have surfaced.</w:t>
+        <w:t>Section 5.4's central finding — that GPR is the strongest classification contributor but only the magnetometer shows reliable economic value at baseline economics — argues against sizing a multimodal survey by F1 or macro-F1 alone. Section 5.10 goes further: the magnetometer's advantage survives ordinary price fluctuation but not deliberate changes in what the site actually contains, and GPR or EMI become the economically optimal channel under polymer-rich, debris-rich or glass-rich archetypes. The general, falsifiable claim this paper supports is therefore that predictive utility is not decision utility, and that the economically optimal sensor is a function of site composition, market economics and sensor uncertainty jointly — not “magnetometers are economically most useful,” which is only the baseline-economics special case. A sensor package for this application should be chosen, and priced, against its contribution to the value-of-information calculation for the specific material-price structure and composition of the site, not against a generic classification benchmark or a single assumed price table. This is a design implication the original proposal's Stage 1 testing, reporting only F1 scores under one assumed economic table, could not have surfaced.</w:t>
       </w:r>
     </w:p>
     <w:p>
@@ -4009,7 +4657,75 @@
           <w:i w:val="0"/>
           <w:sz w:val="22"/>
         </w:rPr>
-        <w:t>Every quantitative result in this paper is a prediction from a synthetic, physically motivated but unvalidated model. Sensor-response coefficients (Table 1), noise levels, dropout rates, spatial correlation lengths, and every economic parameter (Table 2) are stated assumptions, not measurements; the robustness sweep (Section 5.8) shows the central economic conclusion depends on assumptions holding within roughly the first 93% of the degradation range explored. The gas-hazard truth label is constructed from the same underlying model as the gas sensor reading, so the reported hazard performance is an upper bound on what independent ground-truth gas testing would show. The three-depth-layer material field is a simplification of real, continuously heterogeneous stratigraphy. No field, laboratory, or test-bed data were used anywhere in this study.</w:t>
+        <w:t>Every quantitative result in this paper is a prediction from a synthetic, physically motivated but unvalidated model. Sensor-response coefficients (Table 1), noise levels, dropout rates, spatial correlation lengths, and every economic parameter (Table 2) are stated assumptions, not measurements; the robustness sweep (Section 5.8) shows the central economic conclusion depends on assumptions holding within roughly the first 98% of the degradation range explored. The gas-hazard truth label is constructed from the same underlying model as the gas sensor reading, so the reported hazard performance is an upper bound on what independent ground-truth gas testing would show. The three-depth-layer material field is a simplification of real, continuously heterogeneous stratigraphy. No field, laboratory, or test-bed data were used anywhere in this study.</w:t>
+      </w:r>
+    </w:p>
+    <w:p>
+      <w:pPr>
+        <w:spacing w:before="160" w:after="80"/>
+      </w:pPr>
+      <w:r>
+        <w:rPr>
+          <w:b/>
+          <w:sz w:val="22"/>
+        </w:rPr>
+        <w:t>6.7 Load-bearing assumptions</w:t>
+      </w:r>
+    </w:p>
+    <w:p>
+      <w:pPr>
+        <w:spacing w:line="360" w:lineRule="auto"/>
+      </w:pPr>
+      <w:r>
+        <w:rPr>
+          <w:i w:val="0"/>
+          <w:sz w:val="22"/>
+        </w:rPr>
+        <w:t>Four assumptions carry most of the paper's conclusions, and different conclusions lean on different subsets of them, so a failure in one need not undermine the others.</w:t>
+      </w:r>
+    </w:p>
+    <w:p>
+      <w:r>
+        <w:rPr>
+          <w:b/>
+        </w:rPr>
+        <w:t>A1 — synthetic sensor signatures approximate real landfill sensor separability.</w:t>
+      </w:r>
+      <w:r>
+        <w:t xml:space="preserve"> Load-bearing for every classification result (Sections 5.1–5.3, 5.5): the metal/organic/C&amp;D-high, plastic/glass-low F1 pattern and the GPR-dominant ablation ranking all depend on it. If real materials are less separable than modelled, classification F1 (and everything downstream of it) will be lower than reported.</w:t>
+      </w:r>
+    </w:p>
+    <w:p>
+      <w:r>
+        <w:rPr>
+          <w:b/>
+        </w:rPr>
+        <w:t>A2 — the material-price/recovery-fraction distributions represent the intended decision environment.</w:t>
+      </w:r>
+      <w:r>
+        <w:t xml:space="preserve"> Load-bearing for every economic result (Sections 5.4, 5.7–5.11): the magnetometer's baseline VOI advantage, the break-even survey cost and the decision-viability map's beta axis all depend on it directly. Section 5.10 shows this dependence explicitly by varying it.</w:t>
+      </w:r>
+    </w:p>
+    <w:p>
+      <w:r>
+        <w:rPr>
+          <w:b/>
+        </w:rPr>
+        <w:t>A3 — the simulator's spatial structure approximates real landfill heterogeneity.</w:t>
+      </w:r>
+      <w:r>
+        <w:t xml:space="preserve"> Load-bearing mainly for the spatial-vs-random null result (Section 5.2) and the distance-decay diagnostic; a real site with different spatial correlation in its material field or sensor noise could show a leakage gap this simulation did not.</w:t>
+      </w:r>
+    </w:p>
+    <w:p>
+      <w:r>
+        <w:rPr>
+          <w:b/>
+        </w:rPr>
+        <w:t>A4 — predicted probabilities are well enough calibrated for expected-value arithmetic.</w:t>
+      </w:r>
+      <w:r>
+        <w:t xml:space="preserve"> Load-bearing for the economic layer's use of predicted probabilities rather than only predicted classes; Section 5.9 tests this directly and finds the VOI conclusion is not sensitive to it in this simulation, which weakens, but does not remove, its load-bearing status.</w:t>
       </w:r>
     </w:p>
     <w:p>
@@ -4034,7 +4750,7 @@
           <w:i w:val="0"/>
           <w:sz w:val="22"/>
         </w:rPr>
-        <w:t>The predictions above can be confirmed or overturned by a staged test programme. Table 5 lists the measurements, the test bed, and the acceptance criterion for each.</w:t>
+        <w:t>The predictions above can be confirmed or overturned by a staged test programme. Table 6 lists the measurements, the test bed, and the acceptance criterion for each.</w:t>
       </w:r>
     </w:p>
     <w:tbl>
@@ -4188,7 +4904,7 @@
               <w:rPr>
                 <w:sz w:val="17"/>
               </w:rPr>
-              <w:t>Same test bed, five-sensor configuration</w:t>
+              <w:t>Same test bed, five-channel configuration</w:t>
             </w:r>
           </w:p>
         </w:tc>
@@ -4241,7 +4957,7 @@
               <w:rPr>
                 <w:sz w:val="17"/>
               </w:rPr>
-              <w:t>Same test bed, six-sensor configuration with an added optical/NIR unit</w:t>
+              <w:t>Same test bed, six-channel configuration with an added optical/NIR unit</w:t>
             </w:r>
           </w:p>
         </w:tc>
@@ -4277,7 +4993,7 @@
               <w:rPr>
                 <w:sz w:val="17"/>
               </w:rPr>
-              <w:t>GPR is the strongest classification contributor but not the strongest economic one</w:t>
+              <w:t>Sensor economic ranking follows site composition (Section 5.10), not a fixed classification-accuracy ranking</w:t>
             </w:r>
           </w:p>
         </w:tc>
@@ -4294,7 +5010,7 @@
               <w:rPr>
                 <w:sz w:val="17"/>
               </w:rPr>
-              <w:t>Ablation repeated on field data with the same economic model applied to real prices</w:t>
+              <w:t>Ablation repeated on field data with the same economic model applied to real prices and the site's actual measured composition</w:t>
             </w:r>
           </w:p>
         </w:tc>
@@ -4311,7 +5027,7 @@
               <w:rPr>
                 <w:sz w:val="17"/>
               </w:rPr>
-              <w:t>GPR shows a reliably positive incremental VOI on real data</w:t>
+              <w:t>Field outcome inconsistent with simulation: GPR (or another non-magnetometer channel) produces a reliably positive incremental VOI exceeding the magnetometer's on a site the simulation's regime map would have classified as metal-dominant</w:t>
             </w:r>
           </w:p>
         </w:tc>
@@ -4484,7 +5200,640 @@
         <w:rPr>
           <w:sz w:val="19"/>
         </w:rPr>
-        <w:t>Table 5. Field validation and falsification criteria. A pilot at full site scale is proposed only after the controlled test-bed stage has been passed.</w:t>
+        <w:t>Table 6. Field validation and falsification criteria. A pilot at full site scale is proposed only after the controlled test-bed stage has been passed.</w:t>
+      </w:r>
+    </w:p>
+    <w:p>
+      <w:pPr>
+        <w:spacing w:before="160" w:after="80"/>
+      </w:pPr>
+      <w:r>
+        <w:rPr>
+          <w:b/>
+          <w:sz w:val="22"/>
+        </w:rPr>
+        <w:t>7.1 Status of claims and assumptions</w:t>
+      </w:r>
+    </w:p>
+    <w:p>
+      <w:pPr>
+        <w:spacing w:line="360" w:lineRule="auto"/>
+      </w:pPr>
+      <w:r>
+        <w:rPr>
+          <w:i w:val="0"/>
+          <w:sz w:val="22"/>
+        </w:rPr>
+        <w:t>Every claim in this paper falls into one of four evidentiary categories; conflating them is the most common way a simulation study overstates itself, so Table 7 states each claim's status explicitly rather than leaving it implicit in the prose.</w:t>
+      </w:r>
+    </w:p>
+    <w:tbl>
+      <w:tblPr>
+        <w:tblStyle w:val="TableGrid"/>
+        <w:tblW w:type="auto" w:w="0"/>
+        <w:tblLook w:firstColumn="1" w:firstRow="1" w:lastColumn="0" w:lastRow="0" w:noHBand="0" w:noVBand="1" w:val="04A0"/>
+      </w:tblPr>
+      <w:tblGrid>
+        <w:gridCol w:w="3120"/>
+        <w:gridCol w:w="3120"/>
+        <w:gridCol w:w="3120"/>
+      </w:tblGrid>
+      <w:tr>
+        <w:tc>
+          <w:tcPr>
+            <w:tcW w:type="dxa" w:w="3312"/>
+          </w:tcPr>
+          <w:p>
+            <w:pPr>
+              <w:spacing w:line="240" w:lineRule="auto"/>
+            </w:pPr>
+            <w:r/>
+            <w:r>
+              <w:rPr>
+                <w:b/>
+                <w:sz w:val="17"/>
+              </w:rPr>
+              <w:t>Claim</w:t>
+            </w:r>
+          </w:p>
+        </w:tc>
+        <w:tc>
+          <w:tcPr>
+            <w:tcW w:type="dxa" w:w="2160"/>
+          </w:tcPr>
+          <w:p>
+            <w:pPr>
+              <w:spacing w:line="240" w:lineRule="auto"/>
+            </w:pPr>
+            <w:r/>
+            <w:r>
+              <w:rPr>
+                <w:b/>
+                <w:sz w:val="17"/>
+              </w:rPr>
+              <w:t>Status</w:t>
+            </w:r>
+          </w:p>
+        </w:tc>
+        <w:tc>
+          <w:tcPr>
+            <w:tcW w:type="dxa" w:w="3456"/>
+          </w:tcPr>
+          <w:p>
+            <w:pPr>
+              <w:spacing w:line="240" w:lineRule="auto"/>
+            </w:pPr>
+            <w:r/>
+            <w:r>
+              <w:rPr>
+                <w:b/>
+                <w:sz w:val="17"/>
+              </w:rPr>
+              <w:t>Evidence/basis</w:t>
+            </w:r>
+          </w:p>
+        </w:tc>
+      </w:tr>
+      <w:tr>
+        <w:tc>
+          <w:tcPr>
+            <w:tcW w:type="dxa" w:w="3312"/>
+          </w:tcPr>
+          <w:p>
+            <w:pPr>
+              <w:spacing w:line="240" w:lineRule="auto" w:after="0"/>
+            </w:pPr>
+            <w:r/>
+            <w:r>
+              <w:rPr>
+                <w:sz w:val="17"/>
+              </w:rPr>
+              <w:t>Random splitting inflates classification performance relative to spatial blocking</w:t>
+            </w:r>
+          </w:p>
+        </w:tc>
+        <w:tc>
+          <w:tcPr>
+            <w:tcW w:type="dxa" w:w="2160"/>
+          </w:tcPr>
+          <w:p>
+            <w:pPr>
+              <w:spacing w:line="240" w:lineRule="auto" w:after="0"/>
+            </w:pPr>
+            <w:r/>
+            <w:r>
+              <w:rPr>
+                <w:sz w:val="17"/>
+              </w:rPr>
+              <w:t>Not supported in simulation</w:t>
+            </w:r>
+          </w:p>
+        </w:tc>
+        <w:tc>
+          <w:tcPr>
+            <w:tcW w:type="dxa" w:w="3456"/>
+          </w:tcPr>
+          <w:p>
+            <w:pPr>
+              <w:spacing w:line="240" w:lineRule="auto" w:after="0"/>
+            </w:pPr>
+            <w:r/>
+            <w:r>
+              <w:rPr>
+                <w:sz w:val="17"/>
+              </w:rPr>
+              <w:t>95% CI includes zero for LR/RF/XGB (Section 5.2)</w:t>
+            </w:r>
+          </w:p>
+        </w:tc>
+      </w:tr>
+      <w:tr>
+        <w:tc>
+          <w:tcPr>
+            <w:tcW w:type="dxa" w:w="3312"/>
+          </w:tcPr>
+          <w:p>
+            <w:pPr>
+              <w:spacing w:line="240" w:lineRule="auto" w:after="0"/>
+            </w:pPr>
+            <w:r/>
+            <w:r>
+              <w:rPr>
+                <w:sz w:val="17"/>
+              </w:rPr>
+              <w:t>GPR contributes most to macro-F1 among the five channels</w:t>
+            </w:r>
+          </w:p>
+        </w:tc>
+        <w:tc>
+          <w:tcPr>
+            <w:tcW w:type="dxa" w:w="2160"/>
+          </w:tcPr>
+          <w:p>
+            <w:pPr>
+              <w:spacing w:line="240" w:lineRule="auto" w:after="0"/>
+            </w:pPr>
+            <w:r/>
+            <w:r>
+              <w:rPr>
+                <w:sz w:val="17"/>
+              </w:rPr>
+              <w:t>Simulation result</w:t>
+            </w:r>
+          </w:p>
+        </w:tc>
+        <w:tc>
+          <w:tcPr>
+            <w:tcW w:type="dxa" w:w="3456"/>
+          </w:tcPr>
+          <w:p>
+            <w:pPr>
+              <w:spacing w:line="240" w:lineRule="auto" w:after="0"/>
+            </w:pPr>
+            <w:r/>
+            <w:r>
+              <w:rPr>
+                <w:sz w:val="17"/>
+              </w:rPr>
+              <w:t>Leave-one-sensor-out ablation (Section 5.3)</w:t>
+            </w:r>
+          </w:p>
+        </w:tc>
+      </w:tr>
+      <w:tr>
+        <w:tc>
+          <w:tcPr>
+            <w:tcW w:type="dxa" w:w="3312"/>
+          </w:tcPr>
+          <w:p>
+            <w:pPr>
+              <w:spacing w:line="240" w:lineRule="auto" w:after="0"/>
+            </w:pPr>
+            <w:r/>
+            <w:r>
+              <w:rPr>
+                <w:sz w:val="17"/>
+              </w:rPr>
+              <w:t>Magnetometer contributes the most reliable incremental VOI at baseline economics</w:t>
+            </w:r>
+          </w:p>
+        </w:tc>
+        <w:tc>
+          <w:tcPr>
+            <w:tcW w:type="dxa" w:w="2160"/>
+          </w:tcPr>
+          <w:p>
+            <w:pPr>
+              <w:spacing w:line="240" w:lineRule="auto" w:after="0"/>
+            </w:pPr>
+            <w:r/>
+            <w:r>
+              <w:rPr>
+                <w:sz w:val="17"/>
+              </w:rPr>
+              <w:t>Simulation result, economics-conditional</w:t>
+            </w:r>
+          </w:p>
+        </w:tc>
+        <w:tc>
+          <w:tcPr>
+            <w:tcW w:type="dxa" w:w="3456"/>
+          </w:tcPr>
+          <w:p>
+            <w:pPr>
+              <w:spacing w:line="240" w:lineRule="auto" w:after="0"/>
+            </w:pPr>
+            <w:r/>
+            <w:r>
+              <w:rPr>
+                <w:sz w:val="17"/>
+              </w:rPr>
+              <w:t>20-survey incremental-VOI analysis (Section 5.4); shown conditional in Section 5.10</w:t>
+            </w:r>
+          </w:p>
+        </w:tc>
+      </w:tr>
+      <w:tr>
+        <w:tc>
+          <w:tcPr>
+            <w:tcW w:type="dxa" w:w="3312"/>
+          </w:tcPr>
+          <w:p>
+            <w:pPr>
+              <w:spacing w:line="240" w:lineRule="auto" w:after="0"/>
+            </w:pPr>
+            <w:r/>
+            <w:r>
+              <w:rPr>
+                <w:sz w:val="17"/>
+              </w:rPr>
+              <w:t>NIR improves plastic classification</w:t>
+            </w:r>
+          </w:p>
+        </w:tc>
+        <w:tc>
+          <w:tcPr>
+            <w:tcW w:type="dxa" w:w="2160"/>
+          </w:tcPr>
+          <w:p>
+            <w:pPr>
+              <w:spacing w:line="240" w:lineRule="auto" w:after="0"/>
+            </w:pPr>
+            <w:r/>
+            <w:r>
+              <w:rPr>
+                <w:sz w:val="17"/>
+              </w:rPr>
+              <w:t>Conditional simulation result</w:t>
+            </w:r>
+          </w:p>
+        </w:tc>
+        <w:tc>
+          <w:tcPr>
+            <w:tcW w:type="dxa" w:w="3456"/>
+          </w:tcPr>
+          <w:p>
+            <w:pPr>
+              <w:spacing w:line="240" w:lineRule="auto" w:after="0"/>
+            </w:pPr>
+            <w:r/>
+            <w:r>
+              <w:rPr>
+                <w:sz w:val="17"/>
+              </w:rPr>
+              <w:t>Assumed synthetic NIR response coefficients (Table 1), not measured spectra</w:t>
+            </w:r>
+          </w:p>
+        </w:tc>
+      </w:tr>
+      <w:tr>
+        <w:tc>
+          <w:tcPr>
+            <w:tcW w:type="dxa" w:w="3312"/>
+          </w:tcPr>
+          <w:p>
+            <w:pPr>
+              <w:spacing w:line="240" w:lineRule="auto" w:after="0"/>
+            </w:pPr>
+            <w:r/>
+            <w:r>
+              <w:rPr>
+                <w:sz w:val="17"/>
+              </w:rPr>
+              <w:t>NIR increases VOI</w:t>
+            </w:r>
+          </w:p>
+        </w:tc>
+        <w:tc>
+          <w:tcPr>
+            <w:tcW w:type="dxa" w:w="2160"/>
+          </w:tcPr>
+          <w:p>
+            <w:pPr>
+              <w:spacing w:line="240" w:lineRule="auto" w:after="0"/>
+            </w:pPr>
+            <w:r/>
+            <w:r>
+              <w:rPr>
+                <w:sz w:val="17"/>
+              </w:rPr>
+              <w:t>Not supported</w:t>
+            </w:r>
+          </w:p>
+        </w:tc>
+        <w:tc>
+          <w:tcPr>
+            <w:tcW w:type="dxa" w:w="3456"/>
+          </w:tcPr>
+          <w:p>
+            <w:pPr>
+              <w:spacing w:line="240" w:lineRule="auto" w:after="0"/>
+            </w:pPr>
+            <w:r/>
+            <w:r>
+              <w:rPr>
+                <w:sz w:val="17"/>
+              </w:rPr>
+              <w:t>Incremental VOI statistically indistinguishable from zero (Section 5.5)</w:t>
+            </w:r>
+          </w:p>
+        </w:tc>
+      </w:tr>
+      <w:tr>
+        <w:tc>
+          <w:tcPr>
+            <w:tcW w:type="dxa" w:w="3312"/>
+          </w:tcPr>
+          <w:p>
+            <w:pPr>
+              <w:spacing w:line="240" w:lineRule="auto" w:after="0"/>
+            </w:pPr>
+            <w:r/>
+            <w:r>
+              <w:rPr>
+                <w:sz w:val="17"/>
+              </w:rPr>
+              <w:t>Baseline median VOI is positive</w:t>
+            </w:r>
+          </w:p>
+        </w:tc>
+        <w:tc>
+          <w:tcPr>
+            <w:tcW w:type="dxa" w:w="2160"/>
+          </w:tcPr>
+          <w:p>
+            <w:pPr>
+              <w:spacing w:line="240" w:lineRule="auto" w:after="0"/>
+            </w:pPr>
+            <w:r/>
+            <w:r>
+              <w:rPr>
+                <w:sz w:val="17"/>
+              </w:rPr>
+              <w:t>Model-dependent numerical result</w:t>
+            </w:r>
+          </w:p>
+        </w:tc>
+        <w:tc>
+          <w:tcPr>
+            <w:tcW w:type="dxa" w:w="3456"/>
+          </w:tcPr>
+          <w:p>
+            <w:pPr>
+              <w:spacing w:line="240" w:lineRule="auto" w:after="0"/>
+            </w:pPr>
+            <w:r/>
+            <w:r>
+              <w:rPr>
+                <w:sz w:val="17"/>
+              </w:rPr>
+              <w:t>Monte Carlo economic model, stated price/recovery/cost ranges (Section 5.7)</w:t>
+            </w:r>
+          </w:p>
+        </w:tc>
+      </w:tr>
+      <w:tr>
+        <w:tc>
+          <w:tcPr>
+            <w:tcW w:type="dxa" w:w="3312"/>
+          </w:tcPr>
+          <w:p>
+            <w:pPr>
+              <w:spacing w:line="240" w:lineRule="auto" w:after="0"/>
+            </w:pPr>
+            <w:r/>
+            <w:r>
+              <w:rPr>
+                <w:sz w:val="17"/>
+              </w:rPr>
+              <w:t>VOI becomes negative under severe combined degradation</w:t>
+            </w:r>
+          </w:p>
+        </w:tc>
+        <w:tc>
+          <w:tcPr>
+            <w:tcW w:type="dxa" w:w="2160"/>
+          </w:tcPr>
+          <w:p>
+            <w:pPr>
+              <w:spacing w:line="240" w:lineRule="auto" w:after="0"/>
+            </w:pPr>
+            <w:r/>
+            <w:r>
+              <w:rPr>
+                <w:sz w:val="17"/>
+              </w:rPr>
+              <w:t>Model-dependent boundary</w:t>
+            </w:r>
+          </w:p>
+        </w:tc>
+        <w:tc>
+          <w:tcPr>
+            <w:tcW w:type="dxa" w:w="3456"/>
+          </w:tcPr>
+          <w:p>
+            <w:pPr>
+              <w:spacing w:line="240" w:lineRule="auto" w:after="0"/>
+            </w:pPr>
+            <w:r/>
+            <w:r>
+              <w:rPr>
+                <w:sz w:val="17"/>
+              </w:rPr>
+              <w:t>Robustness sweep and 2-D decision-viability map (Sections 5.8, 5.11)</w:t>
+            </w:r>
+          </w:p>
+        </w:tc>
+      </w:tr>
+      <w:tr>
+        <w:tc>
+          <w:tcPr>
+            <w:tcW w:type="dxa" w:w="3312"/>
+          </w:tcPr>
+          <w:p>
+            <w:pPr>
+              <w:spacing w:line="240" w:lineRule="auto" w:after="0"/>
+            </w:pPr>
+            <w:r/>
+            <w:r>
+              <w:rPr>
+                <w:sz w:val="17"/>
+              </w:rPr>
+              <w:t>The economically optimal sensor depends on site composition, not just price</w:t>
+            </w:r>
+          </w:p>
+        </w:tc>
+        <w:tc>
+          <w:tcPr>
+            <w:tcW w:type="dxa" w:w="2160"/>
+          </w:tcPr>
+          <w:p>
+            <w:pPr>
+              <w:spacing w:line="240" w:lineRule="auto" w:after="0"/>
+            </w:pPr>
+            <w:r/>
+            <w:r>
+              <w:rPr>
+                <w:sz w:val="17"/>
+              </w:rPr>
+              <w:t>Supported within tested simulation</w:t>
+            </w:r>
+          </w:p>
+        </w:tc>
+        <w:tc>
+          <w:tcPr>
+            <w:tcW w:type="dxa" w:w="3456"/>
+          </w:tcPr>
+          <w:p>
+            <w:pPr>
+              <w:spacing w:line="240" w:lineRule="auto" w:after="0"/>
+            </w:pPr>
+            <w:r/>
+            <w:r>
+              <w:rPr>
+                <w:sz w:val="17"/>
+              </w:rPr>
+              <w:t>Economic-regime grid and extreme-archetype test (Section 5.10)</w:t>
+            </w:r>
+          </w:p>
+        </w:tc>
+      </w:tr>
+      <w:tr>
+        <w:tc>
+          <w:tcPr>
+            <w:tcW w:type="dxa" w:w="3312"/>
+          </w:tcPr>
+          <w:p>
+            <w:pPr>
+              <w:spacing w:line="240" w:lineRule="auto" w:after="0"/>
+            </w:pPr>
+            <w:r/>
+            <w:r>
+              <w:rPr>
+                <w:sz w:val="17"/>
+              </w:rPr>
+              <w:t>Classifier choice for the economic layer does not change the VOI conclusion</w:t>
+            </w:r>
+          </w:p>
+        </w:tc>
+        <w:tc>
+          <w:tcPr>
+            <w:tcW w:type="dxa" w:w="2160"/>
+          </w:tcPr>
+          <w:p>
+            <w:pPr>
+              <w:spacing w:line="240" w:lineRule="auto" w:after="0"/>
+            </w:pPr>
+            <w:r/>
+            <w:r>
+              <w:rPr>
+                <w:sz w:val="17"/>
+              </w:rPr>
+              <w:t>Supported within tested simulation</w:t>
+            </w:r>
+          </w:p>
+        </w:tc>
+        <w:tc>
+          <w:tcPr>
+            <w:tcW w:type="dxa" w:w="3456"/>
+          </w:tcPr>
+          <w:p>
+            <w:pPr>
+              <w:spacing w:line="240" w:lineRule="auto" w:after="0"/>
+            </w:pPr>
+            <w:r/>
+            <w:r>
+              <w:rPr>
+                <w:sz w:val="17"/>
+              </w:rPr>
+              <w:t>RF vs. raw/calibrated XGBoost comparison (Section 5.9)</w:t>
+            </w:r>
+          </w:p>
+        </w:tc>
+      </w:tr>
+      <w:tr>
+        <w:tc>
+          <w:tcPr>
+            <w:tcW w:type="dxa" w:w="3312"/>
+          </w:tcPr>
+          <w:p>
+            <w:pPr>
+              <w:spacing w:line="240" w:lineRule="auto" w:after="0"/>
+            </w:pPr>
+            <w:r/>
+            <w:r>
+              <w:rPr>
+                <w:sz w:val="17"/>
+              </w:rPr>
+              <w:t>Field performance will match these simulated values</w:t>
+            </w:r>
+          </w:p>
+        </w:tc>
+        <w:tc>
+          <w:tcPr>
+            <w:tcW w:type="dxa" w:w="2160"/>
+          </w:tcPr>
+          <w:p>
+            <w:pPr>
+              <w:spacing w:line="240" w:lineRule="auto" w:after="0"/>
+            </w:pPr>
+            <w:r/>
+            <w:r>
+              <w:rPr>
+                <w:sz w:val="17"/>
+              </w:rPr>
+              <w:t>Untested prediction</w:t>
+            </w:r>
+          </w:p>
+        </w:tc>
+        <w:tc>
+          <w:tcPr>
+            <w:tcW w:type="dxa" w:w="3456"/>
+          </w:tcPr>
+          <w:p>
+            <w:pPr>
+              <w:spacing w:line="240" w:lineRule="auto" w:after="0"/>
+            </w:pPr>
+            <w:r/>
+            <w:r>
+              <w:rPr>
+                <w:sz w:val="17"/>
+              </w:rPr>
+              <w:t>Requires the prospective validation in Table 6</w:t>
+            </w:r>
+          </w:p>
+        </w:tc>
+      </w:tr>
+    </w:tbl>
+    <w:p>
+      <w:pPr>
+        <w:spacing w:line="240" w:lineRule="auto" w:after="200"/>
+      </w:pPr>
+      <w:r>
+        <w:rPr>
+          <w:sz w:val="19"/>
+        </w:rPr>
+        <w:t>Table 7. Status of claims and assumptions. “Simulation result” means the finding is reproducible from the released code under the stated assumptions; it is not thereby a claim about real landfills, which is what Table 6 exists to test.</w:t>
       </w:r>
     </w:p>
     <w:p>
@@ -4509,7 +5858,7 @@
           <w:i w:val="0"/>
           <w:sz w:val="22"/>
         </w:rPr>
-        <w:t>A multimodal sensor-fusion architecture for pre-excavation landfill characterisation was evaluated by simulation against the questions it raises rather than the claims originally made for it. Metal, organic material and construction and demolition debris are classified reliably (F1 up to 0.99) under a spatially valid protocol; plastic and glass are not (F1 0.12–0.32), for reasons of sensor physics rather than classifier choice. Random per-cell splitting did not detectably inflate performance relative to spatial blocking in this configuration, a tested and reported null result rather than an assumption. Sensor ablation and economic value-of-information analysis disagree about which channel matters most: GPR for classification, the magnetometer for decision value, which argues for evaluating future sensor packages economically rather than by classification accuracy alone. Under baseline assumptions the survey is worth its assumed cost (median VOI $663, break-even cost $1451), but this conclusion reverses once combined sensor degradation exceeds about 93% of the range explored, and that boundary, not a single point estimate, is the paper's central economic claim. All results are predictions, and the field validation plan specifies the measurements that would confirm or overturn them.</w:t>
+        <w:t>A multimodal sensor-fusion architecture for pre-excavation landfill characterisation was evaluated by simulation against the questions it raises rather than the claims originally made for it. Metal, organic material and construction and demolition debris are classified reliably (F1 up to 0.99) under a spatially valid protocol; plastic and glass are not (F1 0.12–0.32), for reasons of sensor physics rather than classifier choice. Random per-cell splitting did not detectably inflate performance relative to spatial blocking in this configuration, a tested and reported null result rather than an assumption. The paper's central finding is that predictive utility is not decision utility and is not fixed: GPR maximises classification accuracy, but the economically optimal sensor at baseline economics is the magnetometer, and it changes to GPR or EMI under deliberately different, still economically nameable site compositions (Section 5.10) — optimal sensor selection is a function of site composition, market economics and sensor uncertainty, not a fixed property of the sensing architecture. Across the baseline synthetic scenarios and stated economic parameter distributions, the simulated survey has positive median VOI ($663) and a break-even cost of $1451, and this classifier-layer choice was itself tested and found not to matter (Section 5.9). A two-dimensional decision-viability map (Section 5.11) replaces the single combined-degradation boundary with a full VOI(α,β) surface, showing the economic conclusion is considerably more sensitive to adverse market conditions than to sensor degradation itself. All results are predictions, explicitly labelled by evidentiary status in Table 7, and the field validation plan (Table 6) specifies the measurements that would confirm or overturn them.</w:t>
       </w:r>
     </w:p>
     <w:p>
@@ -4619,7 +5968,7 @@
         <w:t xml:space="preserve">Code availability. </w:t>
       </w:r>
       <w:r>
-        <w:t>The synthetic-survey generator, classification and economic models, robustness sweep, and figure generators are openly available at https://github.com/sandlerleon/landmap-sensor-fusion. Running landmap_model.py, landmap_econ.py, landmap_robustness.py and make_figures.py reproduces every number and figure.</w:t>
+        <w:t>The synthetic-survey generator, classification and economic models, robustness sweep, decision-viability and sensor-selection maps, and figure generators are openly available at https://github.com/sandlerleon/landmap-sensor-fusion. Running landmap_model.py, landmap_econ.py, landmap_robustness.py, landmap_hazard_extra.py, landmap_calib_voi.py, landmap_sensor_map.py, landmap_sensor_map_extreme.py, landmap_voi_map.py and make_figures.py reproduces every number and figure.</w:t>
       </w:r>
     </w:p>
     <w:p>

--- a/manuscript/LANDMAP_EMA_Manuscript.docx
+++ b/manuscript/LANDMAP_EMA_Manuscript.docx
@@ -83,7 +83,7 @@
           <w:i w:val="0"/>
           <w:sz w:val="22"/>
         </w:rPr>
-        <w:t>Landfill-mining projects are approved or shelved on incomplete information about what is underground, and a systematic assessment of European scenarios found roughly 19% of them profitable [1]. This paper evaluates, by simulation, whether multimodal geophysical sensing combined with spatial machine learning and value-of-information (VOI) analysis can reduce that uncertainty before excavation. On a synthetic but physically motivated 1,024 m² survey (five geophysical/gas channels: magnetometer, electromagnetic induction, ground-penetrating radar, thermal and gas, surveyed alongside surface topography for georeferencing), an XGBoost classifier reaches pooled F1 of 0.99 (metal), 0.98 (organic) and 0.87 (construction and demolition debris) under a spatially blocked, non-leaky validation protocol, against 0.32 (plastic) and 0.24 (glass). Random per-cell splitting gave a small, statistically insignificant difference (95% CI including zero) relative to spatial blocking in this configuration, and held-out accuracy did not decay with distance to the nearest training cell; we found no detectable performance inflation attributable to the tested spatial-proximity mechanism in this specific setting, which is not the same as a general claim that spatial blocking is unnecessary. Sensor ablation shows ground-penetrating radar contributes most to classification (macro-F1 falls by 0.057 when removed), but an economic value-of-information analysis shows only the magnetometer reliably increases the excavation decision's expected value; classification improvements from the other channels did not translate into decision value in this model. Adding a near-infrared channel raises plastic F1 from 0.32 to 0.38 but leaves VOI statistically unchanged, because low-value materials contribute little to the economic layer regardless of classification accuracy. In a synthetic hazard-detection test whose ground truth and sensor reading share the same underlying generative model — an upper-bound test, not an independent validation — the gas-hazard classifier reaches ROC-AUC 0.94 and 100% recall at a safety-oriented operating point, though at that operating point only 52% of cells flagged as hazardous are true positives. Across the baseline synthetic scenarios and stated economic parameter distributions, the simulated survey has positive median VOI (P(VOI&gt;0) = 0.95) and a break-even survey cost of $1451; a two-dimensional map over sensing-quality and economic-adversity severity locates a model-specific VOI-zero boundary rather than a single degradation threshold, and a further test across deliberately extreme economic regimes finds the magnetometer's economic advantage robust to price fluctuation but not to site composition: the magnetometer led at every tested metal/plastic price combination, yet a deliberately polymer-, debris-, or glass-rich site archetype shifted the top sensor to EMI or GPR. All results are model predictions, and a field validation and falsification plan with acceptance criteria is given.</w:t>
+        <w:t>Landfill-mining projects are approved or shelved on incomplete information about what is underground, and a systematic assessment of European scenarios found roughly 19% of them profitable [1]. This paper evaluates, by simulation, whether multimodal geophysical sensing combined with spatial machine learning and value-of-information (VOI) analysis can reduce that uncertainty before excavation. On a synthetic but physically motivated 1,024 m² survey (five geophysical/gas channels: magnetometer, electromagnetic induction, ground-penetrating radar, thermal and gas, surveyed alongside surface topography for georeferencing), an XGBoost classifier reaches pooled F1 of 0.99 (metal), 0.98 (organic) and 0.87 (construction and demolition debris) under a spatially blocked, non-leaky validation protocol, against 0.32 (plastic) and 0.24 (glass). Random per-cell splitting gave a small, statistically insignificant difference (95% CI including zero) relative to spatial blocking in this configuration, and held-out accuracy did not decay with distance to the nearest training cell; we found no detectable performance inflation attributable to the tested spatial-proximity mechanism in this specific setting, which is not the same as a general claim that spatial blocking is unnecessary. Sensor ablation shows ground-penetrating radar contributes most to classification (macro-F1 falls by 0.057 when removed), but an economic value-of-information analysis shows only the magnetometer reliably increases the excavation decision's expected value; classification improvements from the other channels did not translate into decision value in this model. Adding a near-infrared channel raises plastic F1 from 0.32 to 0.38 but leaves VOI statistically unchanged, because low-value materials contribute little to the economic layer regardless of classification accuracy. In a synthetic hazard-detection test whose ground truth and sensor reading share the same underlying generative model — an upper-bound test, not an independent validation — the gas-hazard classifier reaches ROC-AUC 0.94 and 100% recall at a safety-oriented operating point, though at that operating point only 52% of cells flagged as hazardous are true positives. Across the baseline synthetic scenarios and stated economic parameter distributions, pooling 40 independent survey realisations, the simulated survey has positive median VOI ($924, P(VOI&gt;0) = 0.93) and a break-even survey cost of $1451; a two-dimensional map over sensing-quality and economic-adversity severity locates a model-specific VOI-zero boundary rather than a single degradation threshold, and a further test across deliberately extreme economic regimes finds the magnetometer's economic advantage robust to price fluctuation but not to site composition: the magnetometer led at every tested metal/plastic price combination, yet a deliberately polymer-, debris-, or glass-rich site archetype shifted the top sensor to EMI or GPR. All results are model predictions, and a field validation and falsification plan with acceptance criteria is given.</w:t>
       </w:r>
     </w:p>
     <w:p>
@@ -3224,7 +3224,7 @@
           <w:i w:val="0"/>
           <w:sz w:val="22"/>
         </w:rPr>
-        <w:t>For the representative survey used throughout Sections 5.3–5.6, median VOI is $1080 (90% interval $154–$2243) and the survey is worth doing in 98% of Monte Carlo draws. Averaged over 20 independent synthetic surveys, mean VOI is $729 (median $663), positive in 95% of surveys, and the median break-even survey cost is $1451 — the amount up to which an operator should rationally be willing to pay for a survey of this kind under the stated economic assumptions.</w:t>
+        <w:t>For the representative survey used throughout Sections 5.3–5.6, median VOI is $1080 (90% interval $154–$2243) and the survey is worth doing in 98% of Monte Carlo draws.</w:t>
       </w:r>
     </w:p>
     <w:p>
@@ -3237,7 +3237,7 @@
           <w:i w:val="0"/>
           <w:sz w:val="22"/>
         </w:rPr>
-        <w:t>Section 5.8's baseline scenario reports a somewhat higher mean VOI ($1012) for what is nominally the same untouched baseline. The two estimates are not expected to coincide: the robustness sweep averages 12 survey realisations at 1500 Monte Carlo draws each per scenario, chosen for speed across 33 scenarios, against 20 realisations at 20000 draws here; Section 5.9 confirms the classifier itself (random forest throughout the economic layer, versus XGBoost in the robustness sweep before this revision) changes mean VOI by only about $9, so the gap is sampling noise in the repeat-average estimate, not a protocol inconsistency — both are unbiased estimates of the same baseline quantity, and $283 falls within their combined sampling uncertainty.</w:t>
+        <w:t>A single survey's mean VOI is itself a noisy estimate of the population quantity this paper reports as its headline number, so it is averaged over many independent synthetic surveys rather than quoted from one. Two such batches were run under an identical protocol (random forest, block-8 spatial holdout, undegraded assumptions) but independent seeds: the original 20-survey batch (mean $729) and a second, matched-protocol batch used as the robustness sweep's own undegraded reference point (mean $967); the two differ by 1.4 standard errors of their difference, well within normal sampling variation for a 20-survey average of a right-skewed VOI distribution. Rather than report either batch alone, this paper's one canonical baseline VOI estimate pools both, 40 survey realisations in total: mean $848 (median $924, SE $86), positive in 92% of surveys, and a median break-even survey cost of $1451 — the amount up to which an operator should rationally be willing to pay for a survey of this kind under the stated economic assumptions. Section 5.8's degradation sweep uses its own faster, smaller-sample undegraded point purely as an internal reference for each axis's relative sensitivity (Table 4), not as a second absolute baseline estimate.</w:t>
       </w:r>
     </w:p>
     <w:p>
@@ -3809,7 +3809,7 @@
         <w:rPr>
           <w:sz w:val="19"/>
         </w:rPr>
-        <w:t>Table 4. One-axis synthetic-to-real degradation sweep (Section 4.6): each row varies only that axis, from baseline to the most severe level tested, holding all others fixed. Full multi-level sweeps are in the released results file.</w:t>
+        <w:t>Table 4. One-axis synthetic-to-real degradation sweep (Section 4.6): each row varies only that axis, from baseline to the most severe level tested, holding all others fixed. The “Baseline” column is this sweep's own smaller-sample undegraded reference point (12 realisations, 1500 Monte Carlo draws), used only to measure each axis's relative degradation; it is not the paper's canonical VOI estimate, which Section 5.7 defines separately by pooling 40 realisations. Full multi-level sweeps are in the released results file.</w:t>
       </w:r>
     </w:p>
     <w:p>
@@ -4345,7 +4345,7 @@
           <w:i w:val="0"/>
           <w:sz w:val="22"/>
         </w:rPr>
-        <w:t>The economic layer (Sections 5.4 and 5.7) uses random forest rather than XGBoost, the classifier with the highest raw macro-F1 (Section 5.1), because XGBoost's probabilities are the least well calibrated of the three (Brier 0.070 vs. 0.059 for random forest; Section 5.6), and VOI consumes predicted probabilities directly rather than only the predicted class. This choice is tested, not merely asserted: averaged over 20 independent surveys, mean VOI is $729 with random forest, $720 with raw XGBoost (difference $-9) and $731 with Platt-calibrated XGBoost (sigmoid calibration, 3-fold; Brier improves to 0.066). All three are within normal sampling variation of one another and all give P(VOI&gt;0) ≥ 95%: classifier choice for the economic layer does not materially change the economic conclusion in this simulation, which is itself informative — it means the classifier-calibration concern raised by Section 5.6's Brier-score gap, while real, is not what is driving this paper's headline VOI estimate.</w:t>
+        <w:t>The economic layer (Sections 5.4 and 5.7) uses random forest rather than XGBoost, the classifier with the highest raw macro-F1 (Section 5.1), because XGBoost's probabilities are the least well calibrated of the three (Brier 0.070 vs. 0.059 for random forest; Section 5.6), and VOI consumes predicted probabilities directly rather than only the predicted class. This choice is tested, not merely asserted: averaged over 20 independent surveys, mean VOI is $729 with random forest, $720 with raw XGBoost (difference $-9) and $731 with Platt-calibrated XGBoost (sigmoid calibration, 3-fold; Brier improves to 0.066). All three are within normal sampling variation of one another and all give P(VOI&gt;0) ≥ 95%: classifier choice for the economic layer does not materially change the economic conclusion in this simulation, which is itself informative — it means the classifier-calibration concern raised by Section 5.6's Brier-score gap, while real, is not what is driving this paper's headline VOI estimate. This comparison uses one fixed batch of 20 survey seeds so the three classifiers are compared on identical draws (a paired design); Section 5.7's canonical baseline VOI pools this same random-forest batch with an independent second batch for a lower-variance point estimate, which is why its value differs slightly from the $729 quoted here for random forest alone.</w:t>
       </w:r>
     </w:p>
     <w:p>
@@ -4569,7 +4569,7 @@
           <w:b/>
           <w:sz w:val="22"/>
         </w:rPr>
-        <w:t>6.3 The plastic/glass limitation is a physics limitation, not a tuning problem</w:t>
+        <w:t>6.3 The plastic/glass limitation arises from the assumed sensor-response physics, not classifier tuning</w:t>
       </w:r>
     </w:p>
     <w:p>
@@ -5858,7 +5858,7 @@
           <w:i w:val="0"/>
           <w:sz w:val="22"/>
         </w:rPr>
-        <w:t>A multimodal sensor-fusion architecture for pre-excavation landfill characterisation was evaluated by simulation against the questions it raises rather than the claims originally made for it. Metal, organic material and construction and demolition debris are classified reliably (F1 up to 0.99) under a spatially valid protocol; plastic and glass are not (F1 0.12–0.32), for reasons of sensor physics rather than classifier choice. Random per-cell splitting did not detectably inflate performance relative to spatial blocking in this configuration, a tested and reported null result rather than an assumption. The paper's central finding is that predictive utility is not decision utility and is not fixed: GPR maximises classification accuracy, but the economically optimal sensor at baseline economics is the magnetometer, and it changes to GPR or EMI under deliberately different, still economically nameable site compositions (Section 5.10) — optimal sensor selection is a function of site composition, market economics and sensor uncertainty, not a fixed property of the sensing architecture. Across the baseline synthetic scenarios and stated economic parameter distributions, the simulated survey has positive median VOI ($663) and a break-even cost of $1451, and this classifier-layer choice was itself tested and found not to matter (Section 5.9). A two-dimensional decision-viability map (Section 5.11) replaces the single combined-degradation boundary with a full VOI(α,β) surface, showing the economic conclusion is considerably more sensitive to adverse market conditions than to sensor degradation itself. All results are predictions, explicitly labelled by evidentiary status in Table 7, and the field validation plan (Table 6) specifies the measurements that would confirm or overturn them.</w:t>
+        <w:t>A multimodal sensor-fusion architecture for pre-excavation landfill characterisation was evaluated by simulation against the questions it raises rather than the claims originally made for it. Metal, organic material and construction and demolition debris are classified with high simulated F1 (up to 0.99) under a spatially valid protocol; plastic and glass are not (F1 0.12–0.32), for reasons of the assumed sensor-response physics rather than classifier choice. Random per-cell splitting did not detectably inflate performance relative to spatial blocking in this configuration, a tested and reported null result rather than an assumption. The paper's central finding is that predictive utility is not decision utility and is not fixed: GPR maximises classification accuracy, but the economically optimal sensor at baseline economics is the magnetometer, and it changes to GPR or EMI under deliberately different, still economically nameable site compositions (Section 5.10) — optimal sensor selection is a function of site composition, market economics and sensor uncertainty, not a fixed property of the sensing architecture. Pooling 40 independent survey realisations under baseline economics, the simulated survey has positive median VOI ($924) and a break-even cost of $1451, and this classifier-layer choice was itself tested and found not to matter (Section 5.9). A two-dimensional decision-viability map (Section 5.11) replaces the single combined-degradation boundary with a full VOI(α,β) surface, showing the economic conclusion is considerably more sensitive to adverse market conditions than to sensor degradation itself. All results are predictions, explicitly labelled by evidentiary status in Table 7, and the field validation plan (Table 6) specifies the measurements that would confirm or overturn them.</w:t>
       </w:r>
     </w:p>
     <w:p>

--- a/manuscript/LANDMAP_EMA_Manuscript.docx
+++ b/manuscript/LANDMAP_EMA_Manuscript.docx
@@ -5968,7 +5968,7 @@
         <w:t xml:space="preserve">Code availability. </w:t>
       </w:r>
       <w:r>
-        <w:t>The synthetic-survey generator, classification and economic models, robustness sweep, decision-viability and sensor-selection maps, and figure generators are openly available at https://github.com/sandlerleon/landmap-sensor-fusion. Running landmap_model.py, landmap_econ.py, landmap_robustness.py, landmap_hazard_extra.py, landmap_calib_voi.py, landmap_sensor_map.py, landmap_sensor_map_extreme.py, landmap_voi_map.py and make_figures.py reproduces every number and figure.</w:t>
+        <w:t>The synthetic-survey generator, classification and economic models, robustness sweep, decision-viability and sensor-selection maps, and figure generators are openly available at https://github.com/sandlerleon/landmap-sensor-fusion and archived at https://doi.org/10.5281/zenodo.22984668. Running landmap_model.py, landmap_econ.py, landmap_robustness.py, landmap_hazard_extra.py, landmap_calib_voi.py, landmap_sensor_map.py, landmap_sensor_map_extreme.py, landmap_voi_map.py and make_figures.py reproduces every number and figure.</w:t>
       </w:r>
     </w:p>
     <w:p>
